--- a/Rejoinder_to_Acko/Rejoinder_Vikas_Gandhi_vs_ACKO_CC417_2026.docx
+++ b/Rejoinder_to_Acko/Rejoinder_Vikas_Gandhi_vs_ACKO_CC417_2026.docx
@@ -871,7 +871,302 @@
           <w:sz w:val="24"/>
           <w:szCs w:val="24"/>
         </w:rPr>
-        <w:t xml:space="preserve">That WS para 9 is admitted to the extent of the hospitalisation, diagnosis, surgery and claim number. The amount of ₹31,846/- stated by the Opposite Party is not the full claim. The total expenditure incurred by the Complainant is ₹37,358/-, every rupee of which is supported by the bills and receipts filed as Annexure C-5. The figure of ₹31,846/- covers only part of those bills; the balance of ₹5,512/- consists of the remaining bills for medicines, pharmacy and consultation before and after the hospitalisation, which are payable under the pre- and post-hospitalisation cover of the policy. In any event, the claim was never rejected on the ground of quantum. The repudiation dated 26.06.2025 rests only on the waiting period, and the Opposite Party itself admits the claim to the extent of ₹31,846/-.</w:t>
+        <w:t xml:space="preserve">That WS para 9 is admitted to the extent of the hospitalisation, diagnosis, surgery and claim number. The amount of ₹31,846/- stated by the Opposite Party is not the full claim. The Complainant has spent a total of </w:t>
+      </w:r>
+      <w:r>
+        <w:rPr>
+          <w:rFonts w:ascii="Times New Roman" w:cs="Times New Roman" w:eastAsia="Times New Roman" w:hAnsi="Times New Roman"/>
+          <w:b/>
+          <w:bCs/>
+          <w:sz w:val="24"/>
+          <w:szCs w:val="24"/>
+        </w:rPr>
+        <w:t xml:space="preserve">₹37,358/-</w:t>
+      </w:r>
+      <w:r>
+        <w:rPr>
+          <w:rFonts w:ascii="Times New Roman" w:cs="Times New Roman" w:eastAsia="Times New Roman" w:hAnsi="Times New Roman"/>
+          <w:sz w:val="24"/>
+          <w:szCs w:val="24"/>
+        </w:rPr>
+        <w:t xml:space="preserve">, and every bill is on record as Annexure C-5 (pages 79 to 85 of the paper-book), as under:</w:t>
+      </w:r>
+    </w:p>
+    <w:p>
+      <w:pPr>
+        <w:tabs>
+          <w:tab w:val="left" w:pos="1134"/>
+        </w:tabs>
+        <w:spacing w:after="120" w:line="360"/>
+        <w:ind w:left="1134" w:hanging="567"/>
+        <w:jc w:val="both"/>
+      </w:pPr>
+      <w:r>
+        <w:rPr>
+          <w:rFonts w:ascii="Times New Roman" w:cs="Times New Roman" w:eastAsia="Times New Roman" w:hAnsi="Times New Roman"/>
+          <w:sz w:val="24"/>
+          <w:szCs w:val="24"/>
+        </w:rPr>
+        <w:t xml:space="preserve">(a)	</w:t>
+      </w:r>
+      <w:r>
+        <w:rPr>
+          <w:rFonts w:ascii="Times New Roman" w:cs="Times New Roman" w:eastAsia="Times New Roman" w:hAnsi="Times New Roman"/>
+          <w:sz w:val="24"/>
+          <w:szCs w:val="24"/>
+        </w:rPr>
+        <w:t xml:space="preserve">IPD Final Bill, RS Maitri Health Care, 20.06.2025 to 21.06.2025 (page 84) – ₹25,000/-</w:t>
+      </w:r>
+    </w:p>
+    <w:p>
+      <w:pPr>
+        <w:tabs>
+          <w:tab w:val="left" w:pos="1134"/>
+        </w:tabs>
+        <w:spacing w:after="120" w:line="360"/>
+        <w:ind w:left="1134" w:hanging="567"/>
+        <w:jc w:val="both"/>
+      </w:pPr>
+      <w:r>
+        <w:rPr>
+          <w:rFonts w:ascii="Times New Roman" w:cs="Times New Roman" w:eastAsia="Times New Roman" w:hAnsi="Times New Roman"/>
+          <w:sz w:val="24"/>
+          <w:szCs w:val="24"/>
+        </w:rPr>
+        <w:t xml:space="preserve">(b)	</w:t>
+      </w:r>
+      <w:r>
+        <w:rPr>
+          <w:rFonts w:ascii="Times New Roman" w:cs="Times New Roman" w:eastAsia="Times New Roman" w:hAnsi="Times New Roman"/>
+          <w:sz w:val="24"/>
+          <w:szCs w:val="24"/>
+        </w:rPr>
+        <w:t xml:space="preserve">Pre-operative investigations, RS Maitri Health Care, 19.06.2025 (page 83) – ₹4,050/-</w:t>
+      </w:r>
+    </w:p>
+    <w:p>
+      <w:pPr>
+        <w:tabs>
+          <w:tab w:val="left" w:pos="1134"/>
+        </w:tabs>
+        <w:spacing w:after="120" w:line="360"/>
+        <w:ind w:left="1134" w:hanging="567"/>
+        <w:jc w:val="both"/>
+      </w:pPr>
+      <w:r>
+        <w:rPr>
+          <w:rFonts w:ascii="Times New Roman" w:cs="Times New Roman" w:eastAsia="Times New Roman" w:hAnsi="Times New Roman"/>
+          <w:sz w:val="24"/>
+          <w:szCs w:val="24"/>
+        </w:rPr>
+        <w:t xml:space="preserve">(c)	</w:t>
+      </w:r>
+      <w:r>
+        <w:rPr>
+          <w:rFonts w:ascii="Times New Roman" w:cs="Times New Roman" w:eastAsia="Times New Roman" w:hAnsi="Times New Roman"/>
+          <w:sz w:val="24"/>
+          <w:szCs w:val="24"/>
+        </w:rPr>
+        <w:t xml:space="preserve">Diagnostic tests, HOD (House of Diagnostics), Ghaziabad (page 82) – ₹1,796/-</w:t>
+      </w:r>
+    </w:p>
+    <w:p>
+      <w:pPr>
+        <w:tabs>
+          <w:tab w:val="left" w:pos="1134"/>
+        </w:tabs>
+        <w:spacing w:after="120" w:line="360"/>
+        <w:ind w:left="1134" w:hanging="567"/>
+        <w:jc w:val="both"/>
+      </w:pPr>
+      <w:r>
+        <w:rPr>
+          <w:rFonts w:ascii="Times New Roman" w:cs="Times New Roman" w:eastAsia="Times New Roman" w:hAnsi="Times New Roman"/>
+          <w:sz w:val="24"/>
+          <w:szCs w:val="24"/>
+        </w:rPr>
+        <w:t xml:space="preserve">(d)	</w:t>
+      </w:r>
+      <w:r>
+        <w:rPr>
+          <w:rFonts w:ascii="Times New Roman" w:cs="Times New Roman" w:eastAsia="Times New Roman" w:hAnsi="Times New Roman"/>
+          <w:sz w:val="24"/>
+          <w:szCs w:val="24"/>
+        </w:rPr>
+        <w:t xml:space="preserve">Urology consultation, RS Maitri Health Care, 19.06.2025 (page 85) – ₹1,000/-</w:t>
+      </w:r>
+    </w:p>
+    <w:p>
+      <w:pPr>
+        <w:tabs>
+          <w:tab w:val="left" w:pos="1134"/>
+        </w:tabs>
+        <w:spacing w:after="120" w:line="360"/>
+        <w:ind w:left="1134" w:hanging="567"/>
+        <w:jc w:val="both"/>
+      </w:pPr>
+      <w:r>
+        <w:rPr>
+          <w:rFonts w:ascii="Times New Roman" w:cs="Times New Roman" w:eastAsia="Times New Roman" w:hAnsi="Times New Roman"/>
+          <w:sz w:val="24"/>
+          <w:szCs w:val="24"/>
+        </w:rPr>
+        <w:t xml:space="preserve">(e)	</w:t>
+      </w:r>
+      <w:r>
+        <w:rPr>
+          <w:rFonts w:ascii="Times New Roman" w:cs="Times New Roman" w:eastAsia="Times New Roman" w:hAnsi="Times New Roman"/>
+          <w:sz w:val="24"/>
+          <w:szCs w:val="24"/>
+        </w:rPr>
+        <w:t xml:space="preserve">Biopsy (histopathology) of the tissue removed in the surgery, 20.06.2025 (page 81) – ₹1,350/-</w:t>
+      </w:r>
+    </w:p>
+    <w:p>
+      <w:pPr>
+        <w:tabs>
+          <w:tab w:val="left" w:pos="1134"/>
+        </w:tabs>
+        <w:spacing w:after="120" w:line="360"/>
+        <w:ind w:left="1134" w:hanging="567"/>
+        <w:jc w:val="both"/>
+      </w:pPr>
+      <w:r>
+        <w:rPr>
+          <w:rFonts w:ascii="Times New Roman" w:cs="Times New Roman" w:eastAsia="Times New Roman" w:hAnsi="Times New Roman"/>
+          <w:sz w:val="24"/>
+          <w:szCs w:val="24"/>
+        </w:rPr>
+        <w:t xml:space="preserve">(f)	</w:t>
+      </w:r>
+      <w:r>
+        <w:rPr>
+          <w:rFonts w:ascii="Times New Roman" w:cs="Times New Roman" w:eastAsia="Times New Roman" w:hAnsi="Times New Roman"/>
+          <w:sz w:val="24"/>
+          <w:szCs w:val="24"/>
+        </w:rPr>
+        <w:t xml:space="preserve">Medicines, Jaggi Medicos, 14.06.2025 (page 85) – ₹347/-</w:t>
+      </w:r>
+    </w:p>
+    <w:p>
+      <w:pPr>
+        <w:tabs>
+          <w:tab w:val="left" w:pos="1134"/>
+        </w:tabs>
+        <w:spacing w:after="120" w:line="360"/>
+        <w:ind w:left="1134" w:hanging="567"/>
+        <w:jc w:val="both"/>
+      </w:pPr>
+      <w:r>
+        <w:rPr>
+          <w:rFonts w:ascii="Times New Roman" w:cs="Times New Roman" w:eastAsia="Times New Roman" w:hAnsi="Times New Roman"/>
+          <w:sz w:val="24"/>
+          <w:szCs w:val="24"/>
+        </w:rPr>
+        <w:t xml:space="preserve">(g)	</w:t>
+      </w:r>
+      <w:r>
+        <w:rPr>
+          <w:rFonts w:ascii="Times New Roman" w:cs="Times New Roman" w:eastAsia="Times New Roman" w:hAnsi="Times New Roman"/>
+          <w:sz w:val="24"/>
+          <w:szCs w:val="24"/>
+        </w:rPr>
+        <w:t xml:space="preserve">Medicines, Jaggi Medicos, 21.06.2025 (page 82) – ₹1,565/-</w:t>
+      </w:r>
+    </w:p>
+    <w:p>
+      <w:pPr>
+        <w:tabs>
+          <w:tab w:val="left" w:pos="1134"/>
+        </w:tabs>
+        <w:spacing w:after="120" w:line="360"/>
+        <w:ind w:left="1134" w:hanging="567"/>
+        <w:jc w:val="both"/>
+      </w:pPr>
+      <w:r>
+        <w:rPr>
+          <w:rFonts w:ascii="Times New Roman" w:cs="Times New Roman" w:eastAsia="Times New Roman" w:hAnsi="Times New Roman"/>
+          <w:sz w:val="24"/>
+          <w:szCs w:val="24"/>
+        </w:rPr>
+        <w:t xml:space="preserve">(h)	</w:t>
+      </w:r>
+      <w:r>
+        <w:rPr>
+          <w:rFonts w:ascii="Times New Roman" w:cs="Times New Roman" w:eastAsia="Times New Roman" w:hAnsi="Times New Roman"/>
+          <w:sz w:val="24"/>
+          <w:szCs w:val="24"/>
+        </w:rPr>
+        <w:t xml:space="preserve">Medicines, RS Maitri Pharmacy, 22.06.2025 (page 80) – ₹1,250/-</w:t>
+      </w:r>
+    </w:p>
+    <w:p>
+      <w:pPr>
+        <w:tabs>
+          <w:tab w:val="left" w:pos="1134"/>
+        </w:tabs>
+        <w:spacing w:after="120" w:line="360"/>
+        <w:ind w:left="1134" w:hanging="567"/>
+        <w:jc w:val="both"/>
+      </w:pPr>
+      <w:r>
+        <w:rPr>
+          <w:rFonts w:ascii="Times New Roman" w:cs="Times New Roman" w:eastAsia="Times New Roman" w:hAnsi="Times New Roman"/>
+          <w:sz w:val="24"/>
+          <w:szCs w:val="24"/>
+        </w:rPr>
+        <w:t xml:space="preserve">(i)	</w:t>
+      </w:r>
+      <w:r>
+        <w:rPr>
+          <w:rFonts w:ascii="Times New Roman" w:cs="Times New Roman" w:eastAsia="Times New Roman" w:hAnsi="Times New Roman"/>
+          <w:sz w:val="24"/>
+          <w:szCs w:val="24"/>
+        </w:rPr>
+        <w:t xml:space="preserve">Post-operative follow-up consultation, RS Maitri Health Care, 08.07.2025 (page 79) – ₹1,000/-</w:t>
+      </w:r>
+    </w:p>
+    <w:p>
+      <w:pPr>
+        <w:tabs>
+          <w:tab w:val="left" w:pos="1134"/>
+        </w:tabs>
+        <w:spacing w:after="120" w:line="360"/>
+        <w:ind w:left="1134" w:hanging="567"/>
+        <w:jc w:val="both"/>
+      </w:pPr>
+      <w:r>
+        <w:rPr>
+          <w:rFonts w:ascii="Times New Roman" w:cs="Times New Roman" w:eastAsia="Times New Roman" w:hAnsi="Times New Roman"/>
+          <w:sz w:val="24"/>
+          <w:szCs w:val="24"/>
+        </w:rPr>
+        <w:t xml:space="preserve">	</w:t>
+      </w:r>
+      <w:r>
+        <w:rPr>
+          <w:rFonts w:ascii="Times New Roman" w:cs="Times New Roman" w:eastAsia="Times New Roman" w:hAnsi="Times New Roman"/>
+          <w:b/>
+          <w:bCs/>
+          <w:sz w:val="24"/>
+          <w:szCs w:val="24"/>
+        </w:rPr>
+        <w:t xml:space="preserve">Total – ₹37,358/-</w:t>
+      </w:r>
+    </w:p>
+    <w:p>
+      <w:pPr>
+        <w:spacing w:after="160" w:line="360"/>
+        <w:ind w:left="567"/>
+        <w:jc w:val="both"/>
+      </w:pPr>
+      <w:r>
+        <w:rPr>
+          <w:rFonts w:ascii="Times New Roman" w:cs="Times New Roman" w:eastAsia="Times New Roman" w:hAnsi="Times New Roman"/>
+          <w:sz w:val="24"/>
+          <w:szCs w:val="24"/>
+        </w:rPr>
+        <w:t xml:space="preserve">The figure of ₹31,846/- given by the Opposite Party is exactly the total of items (a) to (d) only. The balance of ₹5,512/- consists of the biopsy charges for the tissue removed in the very same surgery (₹1,350/-), medicines (₹347/- + ₹1,565/- + ₹1,250/- = ₹3,162/-) and the post-operative follow-up consultation (₹1,000/-). All of these are expenses of the same illness and treatment, incurred within the pre- and post-hospitalisation period covered by the policy. In any event, the claim was never rejected on the ground of quantum. The repudiation dated 26.06.2025 rests only on the waiting period, and the Opposite Party itself admits the claim to the extent of ₹31,846/-.</w:t>
       </w:r>
     </w:p>
     <w:p>

--- a/Rejoinder_to_Acko/Rejoinder_Vikas_Gandhi_vs_ACKO_CC417_2026.docx
+++ b/Rejoinder_to_Acko/Rejoinder_Vikas_Gandhi_vs_ACKO_CC417_2026.docx
@@ -243,7 +243,7 @@
           <w:sz w:val="24"/>
           <w:szCs w:val="24"/>
         </w:rPr>
-        <w:t xml:space="preserve">That at the outset, the Complainant objects to the Written Statement being taken on record. The notice of the Complaint, along with a copy of the Complaint, was sent to the Opposite Party by Speed Post, Article No. EU031901035IN, booked on 05.08.2026, and was delivered at HSR Layout, Bengaluru (PIN 560102), where the registered office of the Opposite Party is situated, on </w:t>
+        <w:t xml:space="preserve">That at the outset, the Complainant objects to the Written Statement being taken on record. The notice issued by this Hon'ble Commission, together with a complete copy of the Complaint (pages 10 to 25 of the paper-book), was sent to the Opposite Party by the Complainant in one envelope by Speed Post, Article No. EU031901035IN, booked on 05.08.2026, and was delivered at HSR Layout, Bengaluru (PIN 560102), where the registered office of the Opposite Party is situated, on </w:t>
       </w:r>
       <w:r>
         <w:rPr>
